--- a/515/附件-7社会需求调查表.docx
+++ b/515/附件-7社会需求调查表.docx
@@ -358,11 +358,19 @@
             <w:pPr>
               <w:spacing w:line="360" w:lineRule="auto"/>
               <w:rPr>
-                <w:sz w:val="24"/>
-              </w:rPr>
-            </w:pPr>
-            <w:bookmarkStart w:id="0" w:name="_GoBack"/>
-            <w:bookmarkEnd w:id="0"/>
+                <w:rFonts w:hint="default" w:eastAsiaTheme="minorEastAsia"/>
+                <w:sz w:val="24"/>
+                <w:lang w:val="en-US" w:eastAsia="zh-CN"/>
+              </w:rPr>
+            </w:pPr>
+            <w:r>
+              <w:rPr>
+                <w:rFonts w:hint="eastAsia"/>
+                <w:sz w:val="24"/>
+                <w:lang w:val="en-US" w:eastAsia="zh-CN"/>
+              </w:rPr>
+              <w:t>Vue,nodejs,JavaScript，css，js，html，java，jsp，jquery</w:t>
+            </w:r>
           </w:p>
         </w:tc>
       </w:tr>
@@ -416,9 +424,19 @@
             <w:pPr>
               <w:spacing w:line="360" w:lineRule="auto"/>
               <w:rPr>
-                <w:sz w:val="24"/>
-              </w:rPr>
-            </w:pPr>
+                <w:rFonts w:hint="default" w:eastAsiaTheme="minorEastAsia"/>
+                <w:sz w:val="24"/>
+                <w:lang w:val="en-US" w:eastAsia="zh-CN"/>
+              </w:rPr>
+            </w:pPr>
+            <w:r>
+              <w:rPr>
+                <w:rFonts w:hint="eastAsia"/>
+                <w:sz w:val="24"/>
+                <w:lang w:val="en-US" w:eastAsia="zh-CN"/>
+              </w:rPr>
+              <w:t>需要足够的实践和创新能力</w:t>
+            </w:r>
           </w:p>
         </w:tc>
       </w:tr>
@@ -472,9 +490,19 @@
             <w:pPr>
               <w:spacing w:line="360" w:lineRule="auto"/>
               <w:rPr>
-                <w:sz w:val="24"/>
-              </w:rPr>
-            </w:pPr>
+                <w:rFonts w:hint="default" w:eastAsiaTheme="minorEastAsia"/>
+                <w:sz w:val="24"/>
+                <w:lang w:val="en-US" w:eastAsia="zh-CN"/>
+              </w:rPr>
+            </w:pPr>
+            <w:r>
+              <w:rPr>
+                <w:rFonts w:hint="eastAsia"/>
+                <w:sz w:val="24"/>
+                <w:lang w:val="en-US" w:eastAsia="zh-CN"/>
+              </w:rPr>
+              <w:t>良好的职业素养，廉洁自律</w:t>
+            </w:r>
           </w:p>
         </w:tc>
       </w:tr>
@@ -528,9 +556,19 @@
             <w:pPr>
               <w:spacing w:line="360" w:lineRule="auto"/>
               <w:rPr>
-                <w:sz w:val="24"/>
-              </w:rPr>
-            </w:pPr>
+                <w:rFonts w:hint="default" w:eastAsiaTheme="minorEastAsia"/>
+                <w:sz w:val="24"/>
+                <w:lang w:val="en-US" w:eastAsia="zh-CN"/>
+              </w:rPr>
+            </w:pPr>
+            <w:r>
+              <w:rPr>
+                <w:rFonts w:hint="eastAsia"/>
+                <w:sz w:val="24"/>
+                <w:lang w:val="en-US" w:eastAsia="zh-CN"/>
+              </w:rPr>
+              <w:t>能正常沟通，能团队合作</w:t>
+            </w:r>
           </w:p>
         </w:tc>
       </w:tr>
@@ -584,9 +622,19 @@
             <w:pPr>
               <w:spacing w:line="360" w:lineRule="auto"/>
               <w:rPr>
-                <w:sz w:val="24"/>
-              </w:rPr>
-            </w:pPr>
+                <w:rFonts w:hint="default" w:eastAsiaTheme="minorEastAsia"/>
+                <w:sz w:val="24"/>
+                <w:lang w:val="en-US" w:eastAsia="zh-CN"/>
+              </w:rPr>
+            </w:pPr>
+            <w:r>
+              <w:rPr>
+                <w:rFonts w:hint="eastAsia"/>
+                <w:sz w:val="24"/>
+                <w:lang w:val="en-US" w:eastAsia="zh-CN"/>
+              </w:rPr>
+              <w:t>良好的心理素质</w:t>
+            </w:r>
           </w:p>
         </w:tc>
       </w:tr>
@@ -640,9 +688,29 @@
             <w:pPr>
               <w:spacing w:line="360" w:lineRule="auto"/>
               <w:rPr>
-                <w:sz w:val="24"/>
-              </w:rPr>
-            </w:pPr>
+                <w:rFonts w:hint="default" w:eastAsiaTheme="minorEastAsia"/>
+                <w:sz w:val="24"/>
+                <w:lang w:val="en-US" w:eastAsia="zh-CN"/>
+              </w:rPr>
+            </w:pPr>
+            <w:r>
+              <w:rPr>
+                <w:rFonts w:hint="eastAsia"/>
+                <w:sz w:val="24"/>
+                <w:lang w:val="en-US" w:eastAsia="zh-CN"/>
+              </w:rPr>
+              <w:t>加强实践</w:t>
+            </w:r>
+            <w:bookmarkStart w:id="0" w:name="_GoBack"/>
+            <w:bookmarkEnd w:id="0"/>
+            <w:r>
+              <w:rPr>
+                <w:rFonts w:hint="eastAsia"/>
+                <w:sz w:val="24"/>
+                <w:lang w:val="en-US" w:eastAsia="zh-CN"/>
+              </w:rPr>
+              <w:t>能力</w:t>
+            </w:r>
           </w:p>
         </w:tc>
       </w:tr>
